--- a/_build/docx/03_Внедрение_и_коллектив/1_План_внедрения_30-60-90.docx
+++ b/_build/docx/03_Внедрение_и_коллектив/1_План_внедрения_30-60-90.docx
@@ -12,7 +12,7 @@
           <w:b/>
           <w:sz w:val="28"/>
         </w:rPr>
-        <w:t>План внедрения руководителя отдела: 30 / 60 / 90 дней</w:t>
+        <w:t>План внедрения начальника отдела: 30 / 60 / 90 дней</w:t>
       </w:r>
     </w:p>
     <w:p>
@@ -20,7 +20,7 @@
         <w:rPr>
           <w:rFonts w:ascii="Times New Roman" w:hAnsi="Times New Roman"/>
         </w:rPr>
-        <w:t>Адаптационный план для Иванюк В.С. в роли руководителя отдела. Совместно</w:t>
+        <w:t>Адаптационный план для Иванюк В.С. в роли начальника отдела. Совместно</w:t>
       </w:r>
     </w:p>
     <w:p>
@@ -38,7 +38,7 @@
           <w:b/>
           <w:sz w:val="26"/>
         </w:rPr>
-        <w:t>Первые 30 дней (до ~25.07.2026): принять отдел и навести порядок</w:t>
+        <w:t>Первые 30 дней (+30 дней от даты назначения): принять отдел и навести порядок</w:t>
       </w:r>
     </w:p>
     <w:p>
@@ -64,14 +64,14 @@
         <w:rPr>
           <w:rFonts w:ascii="Times New Roman" w:hAnsi="Times New Roman"/>
         </w:rPr>
-        <w:t xml:space="preserve">Принять текущие объекты, составить </w:t>
+        <w:t xml:space="preserve">Принять текущие объекты, завести </w:t>
       </w:r>
       <w:r>
         <w:rPr>
           <w:rFonts w:ascii="Times New Roman" w:hAnsi="Times New Roman"/>
           <w:b/>
         </w:rPr>
-        <w:t>реестр объектов и сроков</w:t>
+        <w:t>рабочий журнал отдела</w:t>
       </w:r>
       <w:r>
         <w:rPr>
@@ -88,7 +88,7 @@
         <w:rPr>
           <w:rFonts w:ascii="Times New Roman" w:hAnsi="Times New Roman"/>
         </w:rPr>
-        <w:t>Провести собрание отдела, представиться в роли руководителя, объяснить правила.</w:t>
+        <w:t>Провести собрание отдела, представиться в роли начальника отдела, объяснить правила.</w:t>
       </w:r>
     </w:p>
     <w:p>
@@ -99,20 +99,7 @@
         <w:rPr>
           <w:rFonts w:ascii="Times New Roman" w:hAnsi="Times New Roman"/>
         </w:rPr>
-        <w:t xml:space="preserve">Распределить задачи по объектам, завести </w:t>
-      </w:r>
-      <w:r>
-        <w:rPr>
-          <w:rFonts w:ascii="Times New Roman" w:hAnsi="Times New Roman"/>
-          <w:b/>
-        </w:rPr>
-        <w:t>журнал распределения задач</w:t>
-      </w:r>
-      <w:r>
-        <w:rPr>
-          <w:rFonts w:ascii="Times New Roman" w:hAnsi="Times New Roman"/>
-        </w:rPr>
-        <w:t>.</w:t>
+        <w:t>Распределить задачи по объектам в рабочем журнале отдела.</w:t>
       </w:r>
     </w:p>
     <w:p>
@@ -204,7 +191,7 @@
           <w:b/>
           <w:sz w:val="26"/>
         </w:rPr>
-        <w:t>Дни 31–60 (до ~25.08.2026): стабилизировать качество</w:t>
+        <w:t>Дни 31–60 (+60 дней от даты назначения): стабилизировать качество</w:t>
       </w:r>
     </w:p>
     <w:p>
@@ -265,7 +252,15 @@
         <w:rPr>
           <w:rFonts w:ascii="Times New Roman" w:hAnsi="Times New Roman"/>
         </w:rPr>
-        <w:t>Наладить еженедельную отчётность (форма «Еженедельный отчёт отдела»).</w:t>
+        <w:t>Вести рабочий журнал отдела в актуальном состоянии — по нему заместитель</w:t>
+      </w:r>
+    </w:p>
+    <w:p>
+      <w:r>
+        <w:rPr>
+          <w:rFonts w:ascii="Times New Roman" w:hAnsi="Times New Roman"/>
+        </w:rPr>
+        <w:t>директора контролирует работу отдела.</w:t>
       </w:r>
     </w:p>
     <w:p>
@@ -310,7 +305,7 @@
         <w:rPr>
           <w:rFonts w:ascii="Times New Roman" w:hAnsi="Times New Roman"/>
         </w:rPr>
-        <w:t>отчётность регулярна.</w:t>
+        <w:t>рабочий журнал актуален.</w:t>
       </w:r>
     </w:p>
     <w:p>
@@ -320,7 +315,7 @@
           <w:b/>
           <w:sz w:val="26"/>
         </w:rPr>
-        <w:t>Дни 61–90 (до ~25.09.2026): автономность отдела</w:t>
+        <w:t>Дни 61–90 (+90 дней от даты назначения): автономность отдела</w:t>
       </w:r>
     </w:p>
     <w:p>
@@ -335,7 +330,7 @@
         <w:rPr>
           <w:rFonts w:ascii="Times New Roman" w:hAnsi="Times New Roman"/>
         </w:rPr>
-        <w:t xml:space="preserve"> отдел работает самостоятельно, руководитель управляет, а не «тушит пожары».</w:t>
+        <w:t xml:space="preserve"> отдел работает самостоятельно, начальник отдела управляет, а не «тушит пожары».</w:t>
       </w:r>
     </w:p>
     <w:p>
@@ -427,6 +422,9 @@
         <w:gridCol w:w="4986"/>
       </w:tblGrid>
       <w:tr>
+        <w:trPr>
+          <w:tblHeader w:val="true"/>
+        </w:trPr>
         <w:tc>
           <w:tcPr>
             <w:tcW w:type="dxa" w:w="4986"/>

--- a/_build/docx/03_Внедрение_и_коллектив/1_План_внедрения_30-60-90.docx
+++ b/_build/docx/03_Внедрение_и_коллектив/1_План_внедрения_30-60-90.docx
@@ -418,8 +418,8 @@
         <w:tblLook w:firstColumn="1" w:firstRow="1" w:lastColumn="0" w:lastRow="0" w:noHBand="0" w:noVBand="1" w:val="04A0"/>
       </w:tblPr>
       <w:tblGrid>
-        <w:gridCol w:w="4986"/>
-        <w:gridCol w:w="4986"/>
+        <w:gridCol w:w="4819"/>
+        <w:gridCol w:w="4819"/>
       </w:tblGrid>
       <w:tr>
         <w:trPr>
@@ -427,7 +427,7 @@
         </w:trPr>
         <w:tc>
           <w:tcPr>
-            <w:tcW w:type="dxa" w:w="4986"/>
+            <w:tcW w:type="dxa" w:w="4819"/>
           </w:tcPr>
           <w:p>
             <w:r>
@@ -442,7 +442,7 @@
         </w:tc>
         <w:tc>
           <w:tcPr>
-            <w:tcW w:type="dxa" w:w="4986"/>
+            <w:tcW w:type="dxa" w:w="4819"/>
           </w:tcPr>
           <w:p>
             <w:r>
@@ -459,7 +459,7 @@
       <w:tr>
         <w:tc>
           <w:tcPr>
-            <w:tcW w:type="dxa" w:w="4986"/>
+            <w:tcW w:type="dxa" w:w="4819"/>
           </w:tcPr>
           <w:p>
             <w:r>
@@ -473,7 +473,7 @@
         </w:tc>
         <w:tc>
           <w:tcPr>
-            <w:tcW w:type="dxa" w:w="4986"/>
+            <w:tcW w:type="dxa" w:w="4819"/>
           </w:tcPr>
           <w:p>
             <w:r>
@@ -489,7 +489,7 @@
       <w:tr>
         <w:tc>
           <w:tcPr>
-            <w:tcW w:type="dxa" w:w="4986"/>
+            <w:tcW w:type="dxa" w:w="4819"/>
           </w:tcPr>
           <w:p>
             <w:r>
@@ -503,7 +503,7 @@
         </w:tc>
         <w:tc>
           <w:tcPr>
-            <w:tcW w:type="dxa" w:w="4986"/>
+            <w:tcW w:type="dxa" w:w="4819"/>
           </w:tcPr>
           <w:p>
             <w:r>
@@ -519,7 +519,7 @@
       <w:tr>
         <w:tc>
           <w:tcPr>
-            <w:tcW w:type="dxa" w:w="4986"/>
+            <w:tcW w:type="dxa" w:w="4819"/>
           </w:tcPr>
           <w:p>
             <w:r>
@@ -533,7 +533,7 @@
         </w:tc>
         <w:tc>
           <w:tcPr>
-            <w:tcW w:type="dxa" w:w="4986"/>
+            <w:tcW w:type="dxa" w:w="4819"/>
           </w:tcPr>
           <w:p>
             <w:r>
@@ -549,7 +549,7 @@
       <w:tr>
         <w:tc>
           <w:tcPr>
-            <w:tcW w:type="dxa" w:w="4986"/>
+            <w:tcW w:type="dxa" w:w="4819"/>
           </w:tcPr>
           <w:p>
             <w:r>
@@ -563,7 +563,7 @@
         </w:tc>
         <w:tc>
           <w:tcPr>
-            <w:tcW w:type="dxa" w:w="4986"/>
+            <w:tcW w:type="dxa" w:w="4819"/>
           </w:tcPr>
           <w:p>
             <w:r>
@@ -579,7 +579,7 @@
     </w:tbl>
     <w:p/>
     <w:sectPr>
-      <w:pgSz w:w="12240" w:h="15840"/>
+      <w:pgSz w:w="11906" w:h="16838"/>
       <w:pgMar w:top="1134" w:right="850" w:bottom="1134" w:left="1417" w:header="720" w:footer="720" w:gutter="0"/>
       <w:cols w:space="720"/>
       <w:docGrid w:linePitch="360"/>

--- a/_build/docx/03_Внедрение_и_коллектив/1_План_внедрения_30-60-90.docx
+++ b/_build/docx/03_Внедрение_и_коллектив/1_План_внедрения_30-60-90.docx
@@ -123,7 +123,7 @@
         <w:rPr>
           <w:rFonts w:ascii="Times New Roman" w:hAnsi="Times New Roman"/>
         </w:rPr>
-        <w:t>: каждый чертёж проходит проверку по Регламенту (разд. 12).</w:t>
+        <w:t>: каждый чертёж проходит проверку по Регламенту (разд. 16).</w:t>
       </w:r>
     </w:p>
     <w:p>
